--- a/docs/architecture/MView_Architecture.docx
+++ b/docs/architecture/MView_Architecture.docx
@@ -7,7 +7,19 @@
         <w:pStyle w:val="Title"/>
       </w:pPr>
       <w:r>
+        <w:t xml:space="preserve">Versarite</w:t>
+      </w:r>
+      <w:r>
+        <w:t xml:space="preserve"> </w:t>
+      </w:r>
+      <w:r>
         <w:t xml:space="preserve">MView</w:t>
+      </w:r>
+      <w:r>
+        <w:t xml:space="preserve"> </w:t>
+      </w:r>
+      <w:r>
+        <w:t xml:space="preserve">1.0</w:t>
       </w:r>
       <w:r>
         <w:t xml:space="preserve"> </w:t>
@@ -69,13 +81,13 @@
         <w:t xml:space="preserve"> </w:t>
       </w:r>
       <w:r>
-        <w:t xml:space="preserve">(as</w:t>
-      </w:r>
-      <w:r>
-        <w:t xml:space="preserve"> </w:t>
-      </w:r>
-      <w:r>
-        <w:t xml:space="preserve">of</w:t>
+        <w:t xml:space="preserve">(release</w:t>
+      </w:r>
+      <w:r>
+        <w:t xml:space="preserve"> </w:t>
+      </w:r>
+      <w:r>
+        <w:t xml:space="preserve">1.0,</w:t>
       </w:r>
       <w:r>
         <w:t xml:space="preserve"> </w:t>
@@ -87,13 +99,13 @@
         <w:t xml:space="preserve"> </w:t>
       </w:r>
       <w:r>
-        <w:t xml:space="preserve">19,</w:t>
-      </w:r>
-      <w:r>
-        <w:t xml:space="preserve"> </w:t>
-      </w:r>
-      <w:r>
-        <w:t xml:space="preserve">2026-09-28)</w:t>
+        <w:t xml:space="preserve">24,</w:t>
+      </w:r>
+      <w:r>
+        <w:t xml:space="preserve"> </w:t>
+      </w:r>
+      <w:r>
+        <w:t xml:space="preserve">2026-10-05)</w:t>
       </w:r>
     </w:p>
     <w:bookmarkStart w:id="20" w:name="how-to-read-this"/>
@@ -455,7 +467,7 @@
       <w:r>
         <w:drawing>
           <wp:inline>
-            <wp:extent cx="5334000" cy="2826674"/>
+            <wp:extent cx="5334000" cy="3357485"/>
             <wp:effectExtent b="0" l="0" r="0" t="0"/>
             <wp:docPr descr="MView unit dependencies" title="" id="22" name="Picture"/>
             <a:graphic>
@@ -476,7 +488,7 @@
                   <pic:spPr bwMode="auto">
                     <a:xfrm>
                       <a:off x="0" y="0"/>
-                      <a:ext cx="5334000" cy="2826674"/>
+                      <a:ext cx="5334000" cy="3357485"/>
                     </a:xfrm>
                     <a:prstGeom prst="rect">
                       <a:avLst/>
@@ -539,7 +551,25 @@
         <w:t xml:space="preserve"> </w:t>
       </w:r>
       <w:r>
-        <w:t xml:space="preserve">nothing of MView at all.</w:t>
+        <w:t xml:space="preserve">nothing of MView at all. Layers with many units are drawn as two staggered rows. Units marked NEW</w:t>
+      </w:r>
+      <w:r>
+        <w:t xml:space="preserve"> </w:t>
+      </w:r>
+      <w:r>
+        <w:t xml:space="preserve">came after Day 19: sorting (uSortPanel, uSortIcons, uSortFolders, uFileMover, uIconFile), looking</w:t>
+      </w:r>
+      <w:r>
+        <w:t xml:space="preserve"> </w:t>
+      </w:r>
+      <w:r>
+        <w:t xml:space="preserve">closer (uFilters, uFilterImage, uFilterPanel), Total Commander (uTCFollow, uTotalCommander) and the</w:t>
+      </w:r>
+      <w:r>
+        <w:t xml:space="preserve"> </w:t>
+      </w:r>
+      <w:r>
+        <w:t xml:space="preserve">single instance (uSingleInstance).</w:t>
       </w:r>
     </w:p>
     <w:bookmarkEnd w:id="24"/>
@@ -654,6 +684,38 @@
         <w:t xml:space="preserve">shutdown hangs.</w:t>
       </w:r>
     </w:p>
+    <w:p>
+      <w:pPr>
+        <w:pStyle w:val="BodyText"/>
+      </w:pPr>
+      <w:r>
+        <w:t xml:space="preserve">Since Day 19 (NEW in the picture): the sort and filter panels and the magnifier lens live on the UI</w:t>
+      </w:r>
+      <w:r>
+        <w:t xml:space="preserve"> </w:t>
+      </w:r>
+      <w:r>
+        <w:t xml:space="preserve">thread and are drawn by the renderers on top of the image; copies and moves run on the file mover</w:t>
+      </w:r>
+      <w:r>
+        <w:t xml:space="preserve"> </w:t>
+      </w:r>
+      <w:r>
+        <w:t xml:space="preserve">thread, icon files are read on a loader thread of their own; the Total Commander follower asks</w:t>
+      </w:r>
+      <w:r>
+        <w:t xml:space="preserve"> </w:t>
+      </w:r>
+      <w:r>
+        <w:t xml:space="preserve">Total Commander five times a second through window messages; a second MView hands its path to the</w:t>
+      </w:r>
+      <w:r>
+        <w:t xml:space="preserve"> </w:t>
+      </w:r>
+      <w:r>
+        <w:t xml:space="preserve">running one through a hidden message window and ends.</w:t>
+      </w:r>
+    </w:p>
     <w:bookmarkEnd w:id="28"/>
     <w:bookmarkStart w:id="29" w:name="the-units-in-one-line-each"/>
     <w:p>
@@ -2039,6 +2101,156 @@
               <w:jc w:val="left"/>
             </w:pPr>
             <w:r>
+              <w:t xml:space="preserve">rendering</w:t>
+            </w:r>
+          </w:p>
+        </w:tc>
+        <w:tc>
+          <w:tcPr/>
+          <w:p>
+            <w:pPr>
+              <w:pStyle w:val="Compact"/>
+              <w:jc w:val="left"/>
+            </w:pPr>
+            <w:r>
+              <w:t xml:space="preserve">uSortPanel</w:t>
+            </w:r>
+          </w:p>
+        </w:tc>
+        <w:tc>
+          <w:tcPr/>
+          <w:p>
+            <w:pPr>
+              <w:pStyle w:val="Compact"/>
+              <w:jc w:val="left"/>
+            </w:pPr>
+            <w:r>
+              <w:t xml:space="preserve">The sort panel at the right edge: buttons, pin, flash, icon preview; drawn as one picture.</w:t>
+            </w:r>
+          </w:p>
+        </w:tc>
+        <w:tc>
+          <w:tcPr/>
+          <w:p>
+            <w:pPr>
+              <w:pStyle w:val="Compact"/>
+              <w:jc w:val="left"/>
+            </w:pPr>
+            <w:r>
+              <w:t xml:space="preserve">UI</w:t>
+            </w:r>
+          </w:p>
+        </w:tc>
+      </w:tr>
+      <w:tr>
+        <w:tc>
+          <w:tcPr/>
+          <w:p>
+            <w:pPr>
+              <w:pStyle w:val="Compact"/>
+              <w:jc w:val="left"/>
+            </w:pPr>
+            <w:r>
+              <w:t xml:space="preserve">rendering</w:t>
+            </w:r>
+          </w:p>
+        </w:tc>
+        <w:tc>
+          <w:tcPr/>
+          <w:p>
+            <w:pPr>
+              <w:pStyle w:val="Compact"/>
+              <w:jc w:val="left"/>
+            </w:pPr>
+            <w:r>
+              <w:t xml:space="preserve">uSortIcons</w:t>
+            </w:r>
+          </w:p>
+        </w:tc>
+        <w:tc>
+          <w:tcPr/>
+          <w:p>
+            <w:pPr>
+              <w:pStyle w:val="Compact"/>
+              <w:jc w:val="left"/>
+            </w:pPr>
+            <w:r>
+              <w:t xml:space="preserve">The slot icons: files read on a loader thread, pictures scaled on the UI thread.</w:t>
+            </w:r>
+          </w:p>
+        </w:tc>
+        <w:tc>
+          <w:tcPr/>
+          <w:p>
+            <w:pPr>
+              <w:pStyle w:val="Compact"/>
+              <w:jc w:val="left"/>
+            </w:pPr>
+            <w:r>
+              <w:t xml:space="preserve">UI + loader</w:t>
+            </w:r>
+          </w:p>
+        </w:tc>
+      </w:tr>
+      <w:tr>
+        <w:tc>
+          <w:tcPr/>
+          <w:p>
+            <w:pPr>
+              <w:pStyle w:val="Compact"/>
+              <w:jc w:val="left"/>
+            </w:pPr>
+            <w:r>
+              <w:t xml:space="preserve">rendering</w:t>
+            </w:r>
+          </w:p>
+        </w:tc>
+        <w:tc>
+          <w:tcPr/>
+          <w:p>
+            <w:pPr>
+              <w:pStyle w:val="Compact"/>
+              <w:jc w:val="left"/>
+            </w:pPr>
+            <w:r>
+              <w:t xml:space="preserve">uFilterPanel</w:t>
+            </w:r>
+          </w:p>
+        </w:tc>
+        <w:tc>
+          <w:tcPr/>
+          <w:p>
+            <w:pPr>
+              <w:pStyle w:val="Compact"/>
+              <w:jc w:val="left"/>
+            </w:pPr>
+            <w:r>
+              <w:t xml:space="preserve">The filter panel at the left edge: histogram, rows, Auto, Reset; drawn as one picture.</w:t>
+            </w:r>
+          </w:p>
+        </w:tc>
+        <w:tc>
+          <w:tcPr/>
+          <w:p>
+            <w:pPr>
+              <w:pStyle w:val="Compact"/>
+              <w:jc w:val="left"/>
+            </w:pPr>
+            <w:r>
+              <w:t xml:space="preserve">UI</w:t>
+            </w:r>
+          </w:p>
+        </w:tc>
+      </w:tr>
+      <w:tr>
+        <w:tc>
+          <w:tcPr/>
+          <w:p>
+            <w:pPr>
+              <w:pStyle w:val="Compact"/>
+              <w:jc w:val="left"/>
+            </w:pPr>
+            <w:r>
               <w:t xml:space="preserve">mouse</w:t>
             </w:r>
           </w:p>
@@ -2261,6 +2473,56 @@
               <w:jc w:val="left"/>
             </w:pPr>
             <w:r>
+              <w:t xml:space="preserve">uSortFolders</w:t>
+            </w:r>
+          </w:p>
+        </w:tc>
+        <w:tc>
+          <w:tcPr/>
+          <w:p>
+            <w:pPr>
+              <w:pStyle w:val="Compact"/>
+              <w:jc w:val="left"/>
+            </w:pPr>
+            <w:r>
+              <w:t xml:space="preserve">The sort panel’s folders (slots: folder, name, colour, icon) and recent folders, in MView.ini.</w:t>
+            </w:r>
+          </w:p>
+        </w:tc>
+        <w:tc>
+          <w:tcPr/>
+          <w:p>
+            <w:pPr>
+              <w:pStyle w:val="Compact"/>
+              <w:jc w:val="left"/>
+            </w:pPr>
+            <w:r>
+              <w:t xml:space="preserve">UI</w:t>
+            </w:r>
+          </w:p>
+        </w:tc>
+      </w:tr>
+      <w:tr>
+        <w:tc>
+          <w:tcPr/>
+          <w:p>
+            <w:pPr>
+              <w:pStyle w:val="Compact"/>
+              <w:jc w:val="left"/>
+            </w:pPr>
+            <w:r>
+              <w:t xml:space="preserve">config</w:t>
+            </w:r>
+          </w:p>
+        </w:tc>
+        <w:tc>
+          <w:tcPr/>
+          <w:p>
+            <w:pPr>
+              <w:pStyle w:val="Compact"/>
+              <w:jc w:val="left"/>
+            </w:pPr>
+            <w:r>
               <w:t xml:space="preserve">uIniEditor</w:t>
             </w:r>
           </w:p>
@@ -2669,6 +2931,356 @@
             </w:pPr>
             <w:r>
               <w:t xml:space="preserve">any</w:t>
+            </w:r>
+          </w:p>
+        </w:tc>
+      </w:tr>
+      <w:tr>
+        <w:tc>
+          <w:tcPr/>
+          <w:p>
+            <w:pPr>
+              <w:pStyle w:val="Compact"/>
+              <w:jc w:val="left"/>
+            </w:pPr>
+            <w:r>
+              <w:t xml:space="preserve">utility</w:t>
+            </w:r>
+          </w:p>
+        </w:tc>
+        <w:tc>
+          <w:tcPr/>
+          <w:p>
+            <w:pPr>
+              <w:pStyle w:val="Compact"/>
+              <w:jc w:val="left"/>
+            </w:pPr>
+            <w:r>
+              <w:t xml:space="preserve">uFileMover</w:t>
+            </w:r>
+          </w:p>
+        </w:tc>
+        <w:tc>
+          <w:tcPr/>
+          <w:p>
+            <w:pPr>
+              <w:pStyle w:val="Compact"/>
+              <w:jc w:val="left"/>
+            </w:pPr>
+            <w:r>
+              <w:t xml:space="preserve">Copy / move / delete (into a folder) / undo on a thread of its own; never overwrites; sorting.log.</w:t>
+            </w:r>
+          </w:p>
+        </w:tc>
+        <w:tc>
+          <w:tcPr/>
+          <w:p>
+            <w:pPr>
+              <w:pStyle w:val="Compact"/>
+              <w:jc w:val="left"/>
+            </w:pPr>
+            <w:r>
+              <w:t xml:space="preserve">mover thread</w:t>
+            </w:r>
+          </w:p>
+        </w:tc>
+      </w:tr>
+      <w:tr>
+        <w:tc>
+          <w:tcPr/>
+          <w:p>
+            <w:pPr>
+              <w:pStyle w:val="Compact"/>
+              <w:jc w:val="left"/>
+            </w:pPr>
+            <w:r>
+              <w:t xml:space="preserve">utility</w:t>
+            </w:r>
+          </w:p>
+        </w:tc>
+        <w:tc>
+          <w:tcPr/>
+          <w:p>
+            <w:pPr>
+              <w:pStyle w:val="Compact"/>
+              <w:jc w:val="left"/>
+            </w:pPr>
+            <w:r>
+              <w:t xml:space="preserve">uIconFile</w:t>
+            </w:r>
+          </w:p>
+        </w:tc>
+        <w:tc>
+          <w:tcPr/>
+          <w:p>
+            <w:pPr>
+              <w:pStyle w:val="Compact"/>
+              <w:jc w:val="left"/>
+            </w:pPr>
+            <w:r>
+              <w:t xml:space="preserve">.ico files: read the directory and pictures, write multi-size icons.</w:t>
+            </w:r>
+          </w:p>
+        </w:tc>
+        <w:tc>
+          <w:tcPr/>
+          <w:p>
+            <w:pPr>
+              <w:pStyle w:val="Compact"/>
+              <w:jc w:val="left"/>
+            </w:pPr>
+            <w:r>
+              <w:t xml:space="preserve">any</w:t>
+            </w:r>
+          </w:p>
+        </w:tc>
+      </w:tr>
+      <w:tr>
+        <w:tc>
+          <w:tcPr/>
+          <w:p>
+            <w:pPr>
+              <w:pStyle w:val="Compact"/>
+              <w:jc w:val="left"/>
+            </w:pPr>
+            <w:r>
+              <w:t xml:space="preserve">utility</w:t>
+            </w:r>
+          </w:p>
+        </w:tc>
+        <w:tc>
+          <w:tcPr/>
+          <w:p>
+            <w:pPr>
+              <w:pStyle w:val="Compact"/>
+              <w:jc w:val="left"/>
+            </w:pPr>
+            <w:r>
+              <w:t xml:space="preserve">uFilters</w:t>
+            </w:r>
+          </w:p>
+        </w:tc>
+        <w:tc>
+          <w:tcPr/>
+          <w:p>
+            <w:pPr>
+              <w:pStyle w:val="Compact"/>
+              <w:jc w:val="left"/>
+            </w:pPr>
+            <w:r>
+              <w:t xml:space="preserve">The display filters’ maths: tone table, colour, Auto levels, names.</w:t>
+            </w:r>
+          </w:p>
+        </w:tc>
+        <w:tc>
+          <w:tcPr/>
+          <w:p>
+            <w:pPr>
+              <w:pStyle w:val="Compact"/>
+              <w:jc w:val="left"/>
+            </w:pPr>
+            <w:r>
+              <w:t xml:space="preserve">any</w:t>
+            </w:r>
+          </w:p>
+        </w:tc>
+      </w:tr>
+      <w:tr>
+        <w:tc>
+          <w:tcPr/>
+          <w:p>
+            <w:pPr>
+              <w:pStyle w:val="Compact"/>
+              <w:jc w:val="left"/>
+            </w:pPr>
+            <w:r>
+              <w:t xml:space="preserve">utility</w:t>
+            </w:r>
+          </w:p>
+        </w:tc>
+        <w:tc>
+          <w:tcPr/>
+          <w:p>
+            <w:pPr>
+              <w:pStyle w:val="Compact"/>
+              <w:jc w:val="left"/>
+            </w:pPr>
+            <w:r>
+              <w:t xml:space="preserve">uFilterImage</w:t>
+            </w:r>
+          </w:p>
+        </w:tc>
+        <w:tc>
+          <w:tcPr/>
+          <w:p>
+            <w:pPr>
+              <w:pStyle w:val="Compact"/>
+              <w:jc w:val="left"/>
+            </w:pPr>
+            <w:r>
+              <w:t xml:space="preserve">Filters, sharpening and turns applied to a bitmap; histograms.</w:t>
+            </w:r>
+          </w:p>
+        </w:tc>
+        <w:tc>
+          <w:tcPr/>
+          <w:p>
+            <w:pPr>
+              <w:pStyle w:val="Compact"/>
+              <w:jc w:val="left"/>
+            </w:pPr>
+            <w:r>
+              <w:t xml:space="preserve">UI</w:t>
+            </w:r>
+          </w:p>
+        </w:tc>
+      </w:tr>
+      <w:tr>
+        <w:tc>
+          <w:tcPr/>
+          <w:p>
+            <w:pPr>
+              <w:pStyle w:val="Compact"/>
+              <w:jc w:val="left"/>
+            </w:pPr>
+            <w:r>
+              <w:t xml:space="preserve">utility</w:t>
+            </w:r>
+          </w:p>
+        </w:tc>
+        <w:tc>
+          <w:tcPr/>
+          <w:p>
+            <w:pPr>
+              <w:pStyle w:val="Compact"/>
+              <w:jc w:val="left"/>
+            </w:pPr>
+            <w:r>
+              <w:t xml:space="preserve">uTCFollow</w:t>
+            </w:r>
+          </w:p>
+        </w:tc>
+        <w:tc>
+          <w:tcPr/>
+          <w:p>
+            <w:pPr>
+              <w:pStyle w:val="Compact"/>
+              <w:jc w:val="left"/>
+            </w:pPr>
+            <w:r>
+              <w:t xml:space="preserve">Follows Total Commander: asks for its folder and the file under its cursor.</w:t>
+            </w:r>
+          </w:p>
+        </w:tc>
+        <w:tc>
+          <w:tcPr/>
+          <w:p>
+            <w:pPr>
+              <w:pStyle w:val="Compact"/>
+              <w:jc w:val="left"/>
+            </w:pPr>
+            <w:r>
+              <w:t xml:space="preserve">UI</w:t>
+            </w:r>
+          </w:p>
+        </w:tc>
+      </w:tr>
+      <w:tr>
+        <w:tc>
+          <w:tcPr/>
+          <w:p>
+            <w:pPr>
+              <w:pStyle w:val="Compact"/>
+              <w:jc w:val="left"/>
+            </w:pPr>
+            <w:r>
+              <w:t xml:space="preserve">utility</w:t>
+            </w:r>
+          </w:p>
+        </w:tc>
+        <w:tc>
+          <w:tcPr/>
+          <w:p>
+            <w:pPr>
+              <w:pStyle w:val="Compact"/>
+              <w:jc w:val="left"/>
+            </w:pPr>
+            <w:r>
+              <w:t xml:space="preserve">uTotalCommander</w:t>
+            </w:r>
+          </w:p>
+        </w:tc>
+        <w:tc>
+          <w:tcPr/>
+          <w:p>
+            <w:pPr>
+              <w:pStyle w:val="Compact"/>
+              <w:jc w:val="left"/>
+            </w:pPr>
+            <w:r>
+              <w:t xml:space="preserve">Finds and starts Total Commander, side by side.</w:t>
+            </w:r>
+          </w:p>
+        </w:tc>
+        <w:tc>
+          <w:tcPr/>
+          <w:p>
+            <w:pPr>
+              <w:pStyle w:val="Compact"/>
+              <w:jc w:val="left"/>
+            </w:pPr>
+            <w:r>
+              <w:t xml:space="preserve">UI</w:t>
+            </w:r>
+          </w:p>
+        </w:tc>
+      </w:tr>
+      <w:tr>
+        <w:tc>
+          <w:tcPr/>
+          <w:p>
+            <w:pPr>
+              <w:pStyle w:val="Compact"/>
+              <w:jc w:val="left"/>
+            </w:pPr>
+            <w:r>
+              <w:t xml:space="preserve">utility</w:t>
+            </w:r>
+          </w:p>
+        </w:tc>
+        <w:tc>
+          <w:tcPr/>
+          <w:p>
+            <w:pPr>
+              <w:pStyle w:val="Compact"/>
+              <w:jc w:val="left"/>
+            </w:pPr>
+            <w:r>
+              <w:t xml:space="preserve">uSingleInstance</w:t>
+            </w:r>
+          </w:p>
+        </w:tc>
+        <w:tc>
+          <w:tcPr/>
+          <w:p>
+            <w:pPr>
+              <w:pStyle w:val="Compact"/>
+              <w:jc w:val="left"/>
+            </w:pPr>
+            <w:r>
+              <w:t xml:space="preserve">Only one MView: a second one hands its path over through a message window.</w:t>
+            </w:r>
+          </w:p>
+        </w:tc>
+        <w:tc>
+          <w:tcPr/>
+          <w:p>
+            <w:pPr>
+              <w:pStyle w:val="Compact"/>
+              <w:jc w:val="left"/>
+            </w:pPr>
+            <w:r>
+              <w:t xml:space="preserve">UI</w:t>
             </w:r>
           </w:p>
         </w:tc>
@@ -2806,7 +3418,41 @@
         <w:t xml:space="preserve"> </w:t>
       </w:r>
       <w:r>
-        <w:t xml:space="preserve">scanner and the I/O gate.</w:t>
+        <w:t xml:space="preserve">scanner and the I/O gate — plus, since Day 21, the file mover’s and the icon loader’s own</w:t>
+      </w:r>
+      <w:r>
+        <w:t xml:space="preserve"> </w:t>
+      </w:r>
+      <w:r>
+        <w:t xml:space="preserve">request queues.</w:t>
+      </w:r>
+    </w:p>
+    <w:p>
+      <w:pPr>
+        <w:numPr>
+          <w:ilvl w:val="0"/>
+          <w:numId w:val="1001"/>
+        </w:numPr>
+        <w:pStyle w:val="Compact"/>
+      </w:pPr>
+      <w:r>
+        <w:rPr>
+          <w:bCs/>
+          <w:b/>
+        </w:rPr>
+        <w:t xml:space="preserve">Panels are pictures.</w:t>
+      </w:r>
+      <w:r>
+        <w:t xml:space="preserve"> </w:t>
+      </w:r>
+      <w:r>
+        <w:t xml:space="preserve">The sort and filter panels draw themselves into a bitmap; the renderers</w:t>
+      </w:r>
+      <w:r>
+        <w:t xml:space="preserve"> </w:t>
+      </w:r>
+      <w:r>
+        <w:t xml:space="preserve">only put that bitmap on top (a texture on the GPU), so both renderers show them the same way.</w:t>
       </w:r>
     </w:p>
     <w:bookmarkEnd w:id="30"/>
@@ -2880,6 +3526,70 @@
       </w:r>
     </w:p>
     <w:bookmarkEnd w:id="31"/>
+    <w:bookmarkStart w:id="32" w:name="what-comes-next"/>
+    <w:p>
+      <w:pPr>
+        <w:pStyle w:val="Heading1"/>
+      </w:pPr>
+      <w:r>
+        <w:t xml:space="preserve">What comes next</w:t>
+      </w:r>
+    </w:p>
+    <w:p>
+      <w:pPr>
+        <w:pStyle w:val="FirstParagraph"/>
+      </w:pPr>
+      <w:r>
+        <w:t xml:space="preserve">Release 1.0 freezes the viewer’s feature set. The</w:t>
+      </w:r>
+      <w:r>
+        <w:t xml:space="preserve"> </w:t>
+      </w:r>
+      <w:r>
+        <w:rPr>
+          <w:bCs/>
+          <w:b/>
+        </w:rPr>
+        <w:t xml:space="preserve">microscopy edition</w:t>
+      </w:r>
+      <w:r>
+        <w:t xml:space="preserve"> </w:t>
+      </w:r>
+      <w:r>
+        <w:t xml:space="preserve">(measuring, calibration,</w:t>
+      </w:r>
+      <w:r>
+        <w:t xml:space="preserve"> </w:t>
+      </w:r>
+      <w:r>
+        <w:t xml:space="preserve">scale bar, instrument metadata, movies, image editing, Photoshop .8bf filters, Fiji through Fiji</w:t>
+      </w:r>
+      <w:r>
+        <w:t xml:space="preserve"> </w:t>
+      </w:r>
+      <w:r>
+        <w:t xml:space="preserve">itself) is a second program built from this same source tree: its own project file, its units in</w:t>
+      </w:r>
+      <w:r>
+        <w:t xml:space="preserve"> </w:t>
+      </w:r>
+      <w:r>
+        <w:rPr>
+          <w:rStyle w:val="VerbatimChar"/>
+        </w:rPr>
+        <w:t xml:space="preserve">source\microscopy\</w:t>
+      </w:r>
+      <w:r>
+        <w:t xml:space="preserve">, on top of the units in these pictures. The core gets two hooks for it: a</w:t>
+      </w:r>
+      <w:r>
+        <w:t xml:space="preserve"> </w:t>
+      </w:r>
+      <w:r>
+        <w:t xml:space="preserve">metadata-reader layer and a measurement overlay in the renderers.</w:t>
+      </w:r>
+    </w:p>
+    <w:bookmarkEnd w:id="32"/>
     <w:sectPr/>
   </w:body>
 </w:document>
